--- a/Participants/2_Workflow_A_Impact_Strategy/Templates/Strategic_Options.docx
+++ b/Participants/2_Workflow_A_Impact_Strategy/Templates/Strategic_Options.docx
@@ -5,6 +5,7 @@
     <w:p>
       <w:r>
         <w:rPr>
+          <w:rFonts w:ascii="Lexend" w:hAnsi="Lexend" w:eastAsia="Lexend" w:cs="Lexend"/>
           <w:b/>
           <w:color w:val="007A87"/>
           <w:sz w:val="24"/>
@@ -18,6 +19,7 @@
       </w:pPr>
       <w:r>
         <w:rPr>
+          <w:rFonts w:ascii="Lexend" w:hAnsi="Lexend" w:eastAsia="Lexend" w:cs="Lexend"/>
           <w:b/>
           <w:color w:val="1B2A4A"/>
           <w:sz w:val="48"/>
@@ -28,6 +30,7 @@
     <w:p>
       <w:r>
         <w:rPr>
+          <w:rFonts w:ascii="Nunito" w:hAnsi="Nunito" w:eastAsia="Nunito" w:cs="Nunito"/>
           <w:i/>
           <w:color w:val="666666"/>
           <w:sz w:val="24"/>
@@ -52,6 +55,7 @@
           <w:p>
             <w:r>
               <w:rPr>
+                <w:rFonts w:ascii="Nunito" w:hAnsi="Nunito" w:eastAsia="Nunito" w:cs="Nunito"/>
                 <w:b/>
                 <w:color w:val="1B2A4A"/>
                 <w:sz w:val="20"/>
@@ -67,6 +71,7 @@
           <w:p>
             <w:r>
               <w:rPr>
+                <w:rFonts w:ascii="Nunito" w:hAnsi="Nunito" w:eastAsia="Nunito" w:cs="Nunito"/>
                 <w:color w:val="222222"/>
                 <w:sz w:val="20"/>
               </w:rPr>
@@ -83,6 +88,7 @@
           <w:p>
             <w:r>
               <w:rPr>
+                <w:rFonts w:ascii="Nunito" w:hAnsi="Nunito" w:eastAsia="Nunito" w:cs="Nunito"/>
                 <w:b/>
                 <w:color w:val="1B2A4A"/>
                 <w:sz w:val="20"/>
@@ -98,6 +104,7 @@
           <w:p>
             <w:r>
               <w:rPr>
+                <w:rFonts w:ascii="Nunito" w:hAnsi="Nunito" w:eastAsia="Nunito" w:cs="Nunito"/>
                 <w:color w:val="222222"/>
                 <w:sz w:val="20"/>
               </w:rPr>
@@ -114,6 +121,7 @@
           <w:p>
             <w:r>
               <w:rPr>
+                <w:rFonts w:ascii="Nunito" w:hAnsi="Nunito" w:eastAsia="Nunito" w:cs="Nunito"/>
                 <w:b/>
                 <w:color w:val="1B2A4A"/>
                 <w:sz w:val="20"/>
@@ -129,10 +137,11 @@
           <w:p>
             <w:r>
               <w:rPr>
+                <w:rFonts w:ascii="Nunito" w:hAnsi="Nunito" w:eastAsia="Nunito" w:cs="Nunito"/>
                 <w:color w:val="222222"/>
                 <w:sz w:val="20"/>
               </w:rPr>
-              <w:t>2.0 | July 2026</w:t>
+              <w:t>3.0 | July 2026</w:t>
             </w:r>
           </w:p>
         </w:tc>
@@ -152,7 +161,7 @@
       </w:pPr>
       <w:r>
         <w:rPr>
-          <w:rFonts w:ascii="Calibri" w:hAnsi="Calibri"/>
+          <w:rFonts w:ascii="Nunito" w:hAnsi="Nunito" w:eastAsia="Nunito" w:cs="Nunito"/>
           <w:b w:val="0"/>
           <w:i w:val="0"/>
           <w:color w:val="222222"/>
@@ -167,7 +176,7 @@
       </w:pPr>
       <w:r>
         <w:rPr>
-          <w:rFonts w:ascii="Calibri" w:hAnsi="Calibri"/>
+          <w:rFonts w:ascii="Lexend" w:hAnsi="Lexend" w:eastAsia="Lexend" w:cs="Lexend"/>
           <w:color w:val="1B2A4A"/>
         </w:rPr>
         <w:t>Option A</w:t>
@@ -190,6 +199,7 @@
           <w:p>
             <w:r>
               <w:rPr>
+                <w:rFonts w:ascii="Nunito" w:hAnsi="Nunito" w:eastAsia="Nunito" w:cs="Nunito"/>
                 <w:b/>
                 <w:color w:val="1B2A4A"/>
                 <w:sz w:val="20"/>
@@ -205,6 +215,7 @@
           <w:p>
             <w:r>
               <w:rPr>
+                <w:rFonts w:ascii="Nunito" w:hAnsi="Nunito" w:eastAsia="Nunito" w:cs="Nunito"/>
                 <w:color w:val="222222"/>
                 <w:sz w:val="20"/>
               </w:rPr>
@@ -220,6 +231,7 @@
           <w:p>
             <w:r>
               <w:rPr>
+                <w:rFonts w:ascii="Nunito" w:hAnsi="Nunito" w:eastAsia="Nunito" w:cs="Nunito"/>
                 <w:b/>
                 <w:color w:val="1B2A4A"/>
                 <w:sz w:val="20"/>
@@ -235,6 +247,7 @@
           <w:p>
             <w:r>
               <w:rPr>
+                <w:rFonts w:ascii="Nunito" w:hAnsi="Nunito" w:eastAsia="Nunito" w:cs="Nunito"/>
                 <w:color w:val="222222"/>
                 <w:sz w:val="20"/>
               </w:rPr>
@@ -250,6 +263,7 @@
           <w:p>
             <w:r>
               <w:rPr>
+                <w:rFonts w:ascii="Nunito" w:hAnsi="Nunito" w:eastAsia="Nunito" w:cs="Nunito"/>
                 <w:b/>
                 <w:color w:val="1B2A4A"/>
                 <w:sz w:val="20"/>
@@ -265,6 +279,7 @@
           <w:p>
             <w:r>
               <w:rPr>
+                <w:rFonts w:ascii="Nunito" w:hAnsi="Nunito" w:eastAsia="Nunito" w:cs="Nunito"/>
                 <w:color w:val="222222"/>
                 <w:sz w:val="20"/>
               </w:rPr>
@@ -280,6 +295,7 @@
           <w:p>
             <w:r>
               <w:rPr>
+                <w:rFonts w:ascii="Nunito" w:hAnsi="Nunito" w:eastAsia="Nunito" w:cs="Nunito"/>
                 <w:b/>
                 <w:color w:val="1B2A4A"/>
                 <w:sz w:val="20"/>
@@ -295,6 +311,7 @@
           <w:p>
             <w:r>
               <w:rPr>
+                <w:rFonts w:ascii="Nunito" w:hAnsi="Nunito" w:eastAsia="Nunito" w:cs="Nunito"/>
                 <w:color w:val="222222"/>
                 <w:sz w:val="20"/>
               </w:rPr>
@@ -310,6 +327,7 @@
           <w:p>
             <w:r>
               <w:rPr>
+                <w:rFonts w:ascii="Nunito" w:hAnsi="Nunito" w:eastAsia="Nunito" w:cs="Nunito"/>
                 <w:b/>
                 <w:color w:val="1B2A4A"/>
                 <w:sz w:val="20"/>
@@ -325,6 +343,7 @@
           <w:p>
             <w:r>
               <w:rPr>
+                <w:rFonts w:ascii="Nunito" w:hAnsi="Nunito" w:eastAsia="Nunito" w:cs="Nunito"/>
                 <w:color w:val="222222"/>
                 <w:sz w:val="20"/>
               </w:rPr>
@@ -340,6 +359,7 @@
           <w:p>
             <w:r>
               <w:rPr>
+                <w:rFonts w:ascii="Nunito" w:hAnsi="Nunito" w:eastAsia="Nunito" w:cs="Nunito"/>
                 <w:b/>
                 <w:color w:val="1B2A4A"/>
                 <w:sz w:val="20"/>
@@ -355,6 +375,7 @@
           <w:p>
             <w:r>
               <w:rPr>
+                <w:rFonts w:ascii="Nunito" w:hAnsi="Nunito" w:eastAsia="Nunito" w:cs="Nunito"/>
                 <w:color w:val="222222"/>
                 <w:sz w:val="20"/>
               </w:rPr>
@@ -370,7 +391,7 @@
       </w:pPr>
       <w:r>
         <w:rPr>
-          <w:rFonts w:ascii="Calibri" w:hAnsi="Calibri"/>
+          <w:rFonts w:ascii="Lexend" w:hAnsi="Lexend" w:eastAsia="Lexend" w:cs="Lexend"/>
           <w:color w:val="1B2A4A"/>
         </w:rPr>
         <w:t>Option B</w:t>
@@ -393,6 +414,7 @@
           <w:p>
             <w:r>
               <w:rPr>
+                <w:rFonts w:ascii="Nunito" w:hAnsi="Nunito" w:eastAsia="Nunito" w:cs="Nunito"/>
                 <w:b/>
                 <w:color w:val="1B2A4A"/>
                 <w:sz w:val="20"/>
@@ -408,6 +430,7 @@
           <w:p>
             <w:r>
               <w:rPr>
+                <w:rFonts w:ascii="Nunito" w:hAnsi="Nunito" w:eastAsia="Nunito" w:cs="Nunito"/>
                 <w:color w:val="222222"/>
                 <w:sz w:val="20"/>
               </w:rPr>
@@ -423,6 +446,7 @@
           <w:p>
             <w:r>
               <w:rPr>
+                <w:rFonts w:ascii="Nunito" w:hAnsi="Nunito" w:eastAsia="Nunito" w:cs="Nunito"/>
                 <w:b/>
                 <w:color w:val="1B2A4A"/>
                 <w:sz w:val="20"/>
@@ -438,6 +462,7 @@
           <w:p>
             <w:r>
               <w:rPr>
+                <w:rFonts w:ascii="Nunito" w:hAnsi="Nunito" w:eastAsia="Nunito" w:cs="Nunito"/>
                 <w:color w:val="222222"/>
                 <w:sz w:val="20"/>
               </w:rPr>
@@ -453,6 +478,7 @@
           <w:p>
             <w:r>
               <w:rPr>
+                <w:rFonts w:ascii="Nunito" w:hAnsi="Nunito" w:eastAsia="Nunito" w:cs="Nunito"/>
                 <w:b/>
                 <w:color w:val="1B2A4A"/>
                 <w:sz w:val="20"/>
@@ -468,6 +494,7 @@
           <w:p>
             <w:r>
               <w:rPr>
+                <w:rFonts w:ascii="Nunito" w:hAnsi="Nunito" w:eastAsia="Nunito" w:cs="Nunito"/>
                 <w:color w:val="222222"/>
                 <w:sz w:val="20"/>
               </w:rPr>
@@ -483,6 +510,7 @@
           <w:p>
             <w:r>
               <w:rPr>
+                <w:rFonts w:ascii="Nunito" w:hAnsi="Nunito" w:eastAsia="Nunito" w:cs="Nunito"/>
                 <w:b/>
                 <w:color w:val="1B2A4A"/>
                 <w:sz w:val="20"/>
@@ -498,6 +526,7 @@
           <w:p>
             <w:r>
               <w:rPr>
+                <w:rFonts w:ascii="Nunito" w:hAnsi="Nunito" w:eastAsia="Nunito" w:cs="Nunito"/>
                 <w:color w:val="222222"/>
                 <w:sz w:val="20"/>
               </w:rPr>
@@ -513,6 +542,7 @@
           <w:p>
             <w:r>
               <w:rPr>
+                <w:rFonts w:ascii="Nunito" w:hAnsi="Nunito" w:eastAsia="Nunito" w:cs="Nunito"/>
                 <w:b/>
                 <w:color w:val="1B2A4A"/>
                 <w:sz w:val="20"/>
@@ -528,6 +558,7 @@
           <w:p>
             <w:r>
               <w:rPr>
+                <w:rFonts w:ascii="Nunito" w:hAnsi="Nunito" w:eastAsia="Nunito" w:cs="Nunito"/>
                 <w:color w:val="222222"/>
                 <w:sz w:val="20"/>
               </w:rPr>
@@ -543,6 +574,7 @@
           <w:p>
             <w:r>
               <w:rPr>
+                <w:rFonts w:ascii="Nunito" w:hAnsi="Nunito" w:eastAsia="Nunito" w:cs="Nunito"/>
                 <w:b/>
                 <w:color w:val="1B2A4A"/>
                 <w:sz w:val="20"/>
@@ -558,6 +590,7 @@
           <w:p>
             <w:r>
               <w:rPr>
+                <w:rFonts w:ascii="Nunito" w:hAnsi="Nunito" w:eastAsia="Nunito" w:cs="Nunito"/>
                 <w:color w:val="222222"/>
                 <w:sz w:val="20"/>
               </w:rPr>
@@ -573,7 +606,7 @@
       </w:pPr>
       <w:r>
         <w:rPr>
-          <w:rFonts w:ascii="Calibri" w:hAnsi="Calibri"/>
+          <w:rFonts w:ascii="Lexend" w:hAnsi="Lexend" w:eastAsia="Lexend" w:cs="Lexend"/>
           <w:color w:val="1B2A4A"/>
         </w:rPr>
         <w:t>Option C</w:t>
@@ -596,6 +629,7 @@
           <w:p>
             <w:r>
               <w:rPr>
+                <w:rFonts w:ascii="Nunito" w:hAnsi="Nunito" w:eastAsia="Nunito" w:cs="Nunito"/>
                 <w:b/>
                 <w:color w:val="1B2A4A"/>
                 <w:sz w:val="20"/>
@@ -611,6 +645,7 @@
           <w:p>
             <w:r>
               <w:rPr>
+                <w:rFonts w:ascii="Nunito" w:hAnsi="Nunito" w:eastAsia="Nunito" w:cs="Nunito"/>
                 <w:color w:val="222222"/>
                 <w:sz w:val="20"/>
               </w:rPr>
@@ -626,6 +661,7 @@
           <w:p>
             <w:r>
               <w:rPr>
+                <w:rFonts w:ascii="Nunito" w:hAnsi="Nunito" w:eastAsia="Nunito" w:cs="Nunito"/>
                 <w:b/>
                 <w:color w:val="1B2A4A"/>
                 <w:sz w:val="20"/>
@@ -641,6 +677,7 @@
           <w:p>
             <w:r>
               <w:rPr>
+                <w:rFonts w:ascii="Nunito" w:hAnsi="Nunito" w:eastAsia="Nunito" w:cs="Nunito"/>
                 <w:color w:val="222222"/>
                 <w:sz w:val="20"/>
               </w:rPr>
@@ -656,6 +693,7 @@
           <w:p>
             <w:r>
               <w:rPr>
+                <w:rFonts w:ascii="Nunito" w:hAnsi="Nunito" w:eastAsia="Nunito" w:cs="Nunito"/>
                 <w:b/>
                 <w:color w:val="1B2A4A"/>
                 <w:sz w:val="20"/>
@@ -671,6 +709,7 @@
           <w:p>
             <w:r>
               <w:rPr>
+                <w:rFonts w:ascii="Nunito" w:hAnsi="Nunito" w:eastAsia="Nunito" w:cs="Nunito"/>
                 <w:color w:val="222222"/>
                 <w:sz w:val="20"/>
               </w:rPr>
@@ -686,6 +725,7 @@
           <w:p>
             <w:r>
               <w:rPr>
+                <w:rFonts w:ascii="Nunito" w:hAnsi="Nunito" w:eastAsia="Nunito" w:cs="Nunito"/>
                 <w:b/>
                 <w:color w:val="1B2A4A"/>
                 <w:sz w:val="20"/>
@@ -701,6 +741,7 @@
           <w:p>
             <w:r>
               <w:rPr>
+                <w:rFonts w:ascii="Nunito" w:hAnsi="Nunito" w:eastAsia="Nunito" w:cs="Nunito"/>
                 <w:color w:val="222222"/>
                 <w:sz w:val="20"/>
               </w:rPr>
@@ -716,6 +757,7 @@
           <w:p>
             <w:r>
               <w:rPr>
+                <w:rFonts w:ascii="Nunito" w:hAnsi="Nunito" w:eastAsia="Nunito" w:cs="Nunito"/>
                 <w:b/>
                 <w:color w:val="1B2A4A"/>
                 <w:sz w:val="20"/>
@@ -731,6 +773,7 @@
           <w:p>
             <w:r>
               <w:rPr>
+                <w:rFonts w:ascii="Nunito" w:hAnsi="Nunito" w:eastAsia="Nunito" w:cs="Nunito"/>
                 <w:color w:val="222222"/>
                 <w:sz w:val="20"/>
               </w:rPr>
@@ -746,6 +789,7 @@
           <w:p>
             <w:r>
               <w:rPr>
+                <w:rFonts w:ascii="Nunito" w:hAnsi="Nunito" w:eastAsia="Nunito" w:cs="Nunito"/>
                 <w:b/>
                 <w:color w:val="1B2A4A"/>
                 <w:sz w:val="20"/>
@@ -761,6 +805,7 @@
           <w:p>
             <w:r>
               <w:rPr>
+                <w:rFonts w:ascii="Nunito" w:hAnsi="Nunito" w:eastAsia="Nunito" w:cs="Nunito"/>
                 <w:color w:val="222222"/>
                 <w:sz w:val="20"/>
               </w:rPr>
@@ -776,7 +821,7 @@
       </w:pPr>
       <w:r>
         <w:rPr>
-          <w:rFonts w:ascii="Calibri" w:hAnsi="Calibri"/>
+          <w:rFonts w:ascii="Lexend" w:hAnsi="Lexend" w:eastAsia="Lexend" w:cs="Lexend"/>
           <w:color w:val="1B2A4A"/>
         </w:rPr>
         <w:t>Recommendation</w:t>
@@ -788,7 +833,7 @@
       </w:pPr>
       <w:r>
         <w:rPr>
-          <w:rFonts w:ascii="Calibri" w:hAnsi="Calibri"/>
+          <w:rFonts w:ascii="Nunito" w:hAnsi="Nunito" w:eastAsia="Nunito" w:cs="Nunito"/>
           <w:b w:val="0"/>
           <w:i w:val="0"/>
           <w:color w:val="222222"/>
@@ -803,7 +848,7 @@
       </w:pPr>
       <w:r>
         <w:rPr>
-          <w:rFonts w:ascii="Calibri" w:hAnsi="Calibri"/>
+          <w:rFonts w:ascii="Nunito" w:hAnsi="Nunito" w:eastAsia="Nunito" w:cs="Nunito"/>
           <w:b w:val="0"/>
           <w:i w:val="0"/>
           <w:color w:val="222222"/>
@@ -1189,7 +1234,7 @@
       <w:spacing w:after="120" w:line="276" w:lineRule="auto"/>
     </w:pPr>
     <w:rPr>
-      <w:rFonts w:ascii="Calibri" w:hAnsi="Calibri"/>
+      <w:rFonts w:ascii="Nunito" w:hAnsi="Nunito" w:eastAsia="Nunito" w:cs="Nunito"/>
       <w:color w:val="222222"/>
       <w:sz w:val="22"/>
     </w:rPr>

--- a/Participants/2_Workflow_A_Impact_Strategy/Templates/Strategic_Options.docx
+++ b/Participants/2_Workflow_A_Impact_Strategy/Templates/Strategic_Options.docx
@@ -141,7 +141,7 @@
                 <w:color w:val="222222"/>
                 <w:sz w:val="20"/>
               </w:rPr>
-              <w:t>3.0 | July 2026</w:t>
+              <w:t>3.1 | July-September 2026</w:t>
             </w:r>
           </w:p>
         </w:tc>
